--- a/Cover_Letters/Shinoy_Mainfreight_Europe_Project_Engineer_IT_Cover_Letter.docx
+++ b/Cover_Letters/Shinoy_Mainfreight_Europe_Project_Engineer_IT_Cover_Letter.docx
@@ -14,7 +14,7 @@
     </w:p>
     <w:p>
       <w:r>
-        <w:t>September 14, 2026</w:t>
+        <w:t>October 06, 2026</w:t>
       </w:r>
     </w:p>
     <w:p>
@@ -35,12 +35,12 @@
     </w:p>
     <w:p>
       <w:r>
-        <w:t>Your focus on implementing a new Transport Management System caught my attention, as I have spent years helping teams transition to updated platforms and validate new software features. In my past roles, I have worked closely with business users to understand operational needs, test system updates, and investigate issues before they reach production.</w:t>
+        <w:t>Your focus on implementing a new Transport Management System across Europe matches my background in software testing and requirement analysis. Throughout my career, I have worked closely with business users and technical teams to translate needs into functional designs, test software updates, and troubleshoot issues systematically.</w:t>
       </w:r>
     </w:p>
     <w:p>
       <w:r>
-        <w:t>I am comfortable working with software processes and helping teams adopt new tools effectively. I appreciate how Mainfreight encourages internal growth and hands-on learning across branches.</w:t>
+        <w:t>I bring strong experience in organizing testing processes, validating data workflows, and working alongside cross-functional groups to make system rollouts successful. I am comfortable collaborating with operational teams and supporting key users during software transitions.</w:t>
       </w:r>
     </w:p>
     <w:p>

--- a/Cover_Letters/Shinoy_Mainfreight_Europe_Project_Engineer_IT_Cover_Letter.docx
+++ b/Cover_Letters/Shinoy_Mainfreight_Europe_Project_Engineer_IT_Cover_Letter.docx
@@ -14,7 +14,7 @@
     </w:p>
     <w:p>
       <w:r>
-        <w:t>October 06, 2026</w:t>
+        <w:t>October 28, 2026</w:t>
       </w:r>
     </w:p>
     <w:p>
@@ -35,12 +35,7 @@
     </w:p>
     <w:p>
       <w:r>
-        <w:t>Your focus on implementing a new Transport Management System across Europe matches my background in software testing and requirement analysis. Throughout my career, I have worked closely with business users and technical teams to translate needs into functional designs, test software updates, and troubleshoot issues systematically.</w:t>
-      </w:r>
-    </w:p>
-    <w:p>
-      <w:r>
-        <w:t>I bring strong experience in organizing testing processes, validating data workflows, and working alongside cross-functional groups to make system rollouts successful. I am comfortable collaborating with operational teams and supporting key users during software transitions.</w:t>
+        <w:t>Your project engineer role focusing on the implementation of a transport management system fits well with my background in software testing, process optimization, and system integration. Throughout my career, I have translated complex business needs into functional designs, tested software updates, and worked alongside users to ensure smooth implementations. I am comfortable coordinating between technical teams and operational staff to solve issues and support key users.</w:t>
       </w:r>
     </w:p>
     <w:p>
